--- a/Docs/ANNA_CMS_GUIDE.docx
+++ b/Docs/ANNA_CMS_GUIDE.docx
@@ -2570,6 +2570,63 @@
           </w:p>
         </w:tc>
       </w:tr>
+      <w:tr>
+        <w:tc>
+          <w:tcPr/>
+          <w:p>
+            <w:pPr>
+              <w:pStyle w:val="Compact"/>
+            </w:pPr>
+            <w:r>
+              <w:t xml:space="preserve">Cloudflare R2 (backup storage)</w:t>
+            </w:r>
+          </w:p>
+        </w:tc>
+        <w:tc>
+          <w:tcPr/>
+          <w:p>
+            <w:pPr>
+              <w:pStyle w:val="Compact"/>
+            </w:pPr>
+            <w:r>
+              <w:rPr>
+                <w:b/>
+                <w:bCs/>
+              </w:rPr>
+              <w:t xml:space="preserve">You</w:t>
+            </w:r>
+            <w:r>
+              <w:t xml:space="preserve"> </w:t>
+            </w:r>
+            <w:r>
+              <w:t xml:space="preserve">(pending setup)</w:t>
+            </w:r>
+          </w:p>
+        </w:tc>
+        <w:tc>
+          <w:tcPr/>
+          <w:p>
+            <w:pPr>
+              <w:pStyle w:val="Compact"/>
+            </w:pPr>
+            <w:r>
+              <w:t xml:space="preserve">Daily database backups will land here. Free tier covers ALW’s size easily. See</w:t>
+            </w:r>
+            <w:r>
+              <w:t xml:space="preserve"> </w:t>
+            </w:r>
+            <w:r>
+              <w:t xml:space="preserve">“Backups”</w:t>
+            </w:r>
+            <w:r>
+              <w:t xml:space="preserve"> </w:t>
+            </w:r>
+            <w:r>
+              <w:t xml:space="preserve">below for the setup task.</w:t>
+            </w:r>
+          </w:p>
+        </w:tc>
+      </w:tr>
     </w:tbl>
     <w:bookmarkEnd w:id="29"/>
     <w:bookmarkStart w:id="30" w:name="logins-links-the-full-inventory"/>
@@ -2718,6 +2775,30 @@
         </w:numPr>
       </w:pPr>
       <w:r>
+        <w:t xml:space="preserve">Cloudflare: https://dash.cloudflare.com — once set up, this will hold your R2 bucket of daily database backups. See</w:t>
+      </w:r>
+      <w:r>
+        <w:t xml:space="preserve"> </w:t>
+      </w:r>
+      <w:r>
+        <w:t xml:space="preserve">“Backups”</w:t>
+      </w:r>
+      <w:r>
+        <w:t xml:space="preserve"> </w:t>
+      </w:r>
+      <w:r>
+        <w:t xml:space="preserve">below.</w:t>
+      </w:r>
+    </w:p>
+    <w:p>
+      <w:pPr>
+        <w:pStyle w:val="Compact"/>
+        <w:numPr>
+          <w:ilvl w:val="0"/>
+          <w:numId w:val="1013"/>
+        </w:numPr>
+      </w:pPr>
+      <w:r>
         <w:t xml:space="preserve">Domain registrar: wherever you registered annalouwellness.com (check your records).</w:t>
       </w:r>
     </w:p>
@@ -2806,7 +2887,7 @@
           <w:b/>
           <w:bCs/>
         </w:rPr>
-        <w:t xml:space="preserve">Current state (honest):</w:t>
+        <w:t xml:space="preserve">Current state (honest, as of 30 Oct 2026):</w:t>
       </w:r>
     </w:p>
     <w:p>
@@ -2872,7 +2953,7 @@
         <w:t xml:space="preserve"> </w:t>
       </w:r>
       <w:r>
-        <w:t xml:space="preserve">NOT currently configured. If a catastrophic data loss event hit the VPS today, we’d lose everything added since the last manual snapshot.</w:t>
+        <w:t xml:space="preserve">NOT YET configured. If a catastrophic data loss event hit the VPS today, we’d lose everything added since the last manual snapshot.</w:t>
       </w:r>
     </w:p>
     <w:p>
@@ -2884,28 +2965,15 @@
           <w:b/>
           <w:bCs/>
         </w:rPr>
-        <w:t xml:space="preserve">What’s being set up now (29 Oct 2026):</w:t>
-      </w:r>
-      <w:r>
-        <w:t xml:space="preserve"> </w:t>
-      </w:r>
-      <w:r>
-        <w:t xml:space="preserve">Sameer is enabling Coolify’s built-in daily Postgres backup — 03:00 UTC, 7-day rolling history. Once configured, backups land in Coolify and can be restored with 1 click. See</w:t>
-      </w:r>
-      <w:r>
-        <w:t xml:space="preserve"> </w:t>
-      </w:r>
-      <w:r>
-        <w:rPr>
-          <w:rStyle w:val="VerbatimChar"/>
-        </w:rPr>
-        <w:t xml:space="preserve">ops/COOLIFY_DB_BACKUPS.md</w:t>
-      </w:r>
-      <w:r>
-        <w:t xml:space="preserve"> </w:t>
-      </w:r>
-      <w:r>
-        <w:t xml:space="preserve">in the codebase for the full runbook. This section will be updated once the backup is confirmed running and verified.</w:t>
+        <w:t xml:space="preserve">The plan — waiting on you for one setup task:</w:t>
+      </w:r>
+    </w:p>
+    <w:p>
+      <w:pPr>
+        <w:pStyle w:val="BodyText"/>
+      </w:pPr>
+      <w:r>
+        <w:t xml:space="preserve">We’re using Cloudflare R2 as the backup destination. R2 is Cloudflare’s S3-compatible storage, with a 10GB free tier that comfortably fits ALW’s database size (currently well under 1GB). This is the same pattern we use on other agency projects — proven in production since August 2026.</w:t>
       </w:r>
     </w:p>
     <w:p>
@@ -2917,6 +2985,325 @@
           <w:b/>
           <w:bCs/>
         </w:rPr>
+        <w:t xml:space="preserve">Why R2 and not just the Google Drive bridge:</w:t>
+      </w:r>
+      <w:r>
+        <w:t xml:space="preserve"> </w:t>
+      </w:r>
+      <w:r>
+        <w:t xml:space="preserve">we considered reusing Anna’s Google Drive via the Drive Bridge service account, but Google Drive isn’t S3-compatible and would need a custom script running on the VPS (fragile, no 1-click restore). R2 is Coolify-native (or usable via standard</w:t>
+      </w:r>
+      <w:r>
+        <w:t xml:space="preserve"> </w:t>
+      </w:r>
+      <w:r>
+        <w:rPr>
+          <w:rStyle w:val="VerbatimChar"/>
+        </w:rPr>
+        <w:t xml:space="preserve">aws</w:t>
+      </w:r>
+      <w:r>
+        <w:t xml:space="preserve"> </w:t>
+      </w:r>
+      <w:r>
+        <w:t xml:space="preserve">CLI), battle-tested, and the backup belongs in storage owned by you.</w:t>
+      </w:r>
+    </w:p>
+    <w:p>
+      <w:pPr>
+        <w:pStyle w:val="BodyText"/>
+      </w:pPr>
+      <w:r>
+        <w:rPr>
+          <w:b/>
+          <w:bCs/>
+        </w:rPr>
+        <w:t xml:space="preserve">What we need from you (5 min):</w:t>
+      </w:r>
+    </w:p>
+    <w:p>
+      <w:pPr>
+        <w:pStyle w:val="Compact"/>
+        <w:numPr>
+          <w:ilvl w:val="0"/>
+          <w:numId w:val="1016"/>
+        </w:numPr>
+      </w:pPr>
+      <w:r>
+        <w:t xml:space="preserve">Sign up for a Cloudflare account at https://dash.cloudflare.com/sign-up using your business email. Free. No credit card required for the free tier.</w:t>
+      </w:r>
+    </w:p>
+    <w:p>
+      <w:pPr>
+        <w:pStyle w:val="Compact"/>
+        <w:numPr>
+          <w:ilvl w:val="0"/>
+          <w:numId w:val="1016"/>
+        </w:numPr>
+      </w:pPr>
+      <w:r>
+        <w:t xml:space="preserve">In the dashboard, click</w:t>
+      </w:r>
+      <w:r>
+        <w:t xml:space="preserve"> </w:t>
+      </w:r>
+      <w:r>
+        <w:rPr>
+          <w:b/>
+          <w:bCs/>
+        </w:rPr>
+        <w:t xml:space="preserve">R2 Object Storage</w:t>
+      </w:r>
+      <w:r>
+        <w:t xml:space="preserve"> </w:t>
+      </w:r>
+      <w:r>
+        <w:t xml:space="preserve">in the left sidebar. On first use Cloudflare will ask you to enable R2 — accept. R2 does require a credit card on file even for free-tier usage (Cloudflare’s anti-abuse policy); you won’t be charged unless you exceed 10GB or do huge egress, neither of which applies here.</w:t>
+      </w:r>
+    </w:p>
+    <w:p>
+      <w:pPr>
+        <w:pStyle w:val="Compact"/>
+        <w:numPr>
+          <w:ilvl w:val="0"/>
+          <w:numId w:val="1016"/>
+        </w:numPr>
+      </w:pPr>
+      <w:r>
+        <w:rPr>
+          <w:b/>
+          <w:bCs/>
+        </w:rPr>
+        <w:t xml:space="preserve">Create a bucket</w:t>
+      </w:r>
+      <w:r>
+        <w:t xml:space="preserve"> </w:t>
+      </w:r>
+      <w:r>
+        <w:t xml:space="preserve">called</w:t>
+      </w:r>
+      <w:r>
+        <w:t xml:space="preserve"> </w:t>
+      </w:r>
+      <w:r>
+        <w:rPr>
+          <w:rStyle w:val="VerbatimChar"/>
+        </w:rPr>
+        <w:t xml:space="preserve">anna-lou-wellness-backups</w:t>
+      </w:r>
+      <w:r>
+        <w:t xml:space="preserve">. Default settings. Location hint: choose a region close to the UK (e.g. </w:t>
+      </w:r>
+      <w:r>
+        <w:t xml:space="preserve">“Eastern Europe (EEUR)”</w:t>
+      </w:r>
+      <w:r>
+        <w:t xml:space="preserve"> </w:t>
+      </w:r>
+      <w:r>
+        <w:t xml:space="preserve">or</w:t>
+      </w:r>
+      <w:r>
+        <w:t xml:space="preserve"> </w:t>
+      </w:r>
+      <w:r>
+        <w:t xml:space="preserve">“Western Europe (WEUR)”</w:t>
+      </w:r>
+      <w:r>
+        <w:t xml:space="preserve">).</w:t>
+      </w:r>
+    </w:p>
+    <w:p>
+      <w:pPr>
+        <w:pStyle w:val="Compact"/>
+        <w:numPr>
+          <w:ilvl w:val="0"/>
+          <w:numId w:val="1016"/>
+        </w:numPr>
+      </w:pPr>
+      <w:r>
+        <w:rPr>
+          <w:b/>
+          <w:bCs/>
+        </w:rPr>
+        <w:t xml:space="preserve">Create an R2 API Token:</w:t>
+      </w:r>
+      <w:r>
+        <w:t xml:space="preserve"> </w:t>
+      </w:r>
+      <w:r>
+        <w:t xml:space="preserve">R2 →</w:t>
+      </w:r>
+      <w:r>
+        <w:t xml:space="preserve"> </w:t>
+      </w:r>
+      <w:r>
+        <w:t xml:space="preserve">“Manage R2 API Tokens”</w:t>
+      </w:r>
+      <w:r>
+        <w:t xml:space="preserve"> </w:t>
+      </w:r>
+      <w:r>
+        <w:t xml:space="preserve">→</w:t>
+      </w:r>
+      <w:r>
+        <w:t xml:space="preserve"> </w:t>
+      </w:r>
+      <w:r>
+        <w:t xml:space="preserve">“Create API Token”</w:t>
+      </w:r>
+      <w:r>
+        <w:t xml:space="preserve">. Permissions:</w:t>
+      </w:r>
+      <w:r>
+        <w:t xml:space="preserve"> </w:t>
+      </w:r>
+      <w:r>
+        <w:rPr>
+          <w:b/>
+          <w:bCs/>
+        </w:rPr>
+        <w:t xml:space="preserve">Object Read &amp; Write</w:t>
+      </w:r>
+      <w:r>
+        <w:t xml:space="preserve">, scoped to just the</w:t>
+      </w:r>
+      <w:r>
+        <w:t xml:space="preserve"> </w:t>
+      </w:r>
+      <w:r>
+        <w:rPr>
+          <w:rStyle w:val="VerbatimChar"/>
+        </w:rPr>
+        <w:t xml:space="preserve">anna-lou-wellness-backups</w:t>
+      </w:r>
+      <w:r>
+        <w:t xml:space="preserve"> </w:t>
+      </w:r>
+      <w:r>
+        <w:t xml:space="preserve">bucket. TTL: no expiry (or 1 year — your call).</w:t>
+      </w:r>
+    </w:p>
+    <w:p>
+      <w:pPr>
+        <w:pStyle w:val="Compact"/>
+        <w:numPr>
+          <w:ilvl w:val="0"/>
+          <w:numId w:val="1016"/>
+        </w:numPr>
+      </w:pPr>
+      <w:r>
+        <w:t xml:space="preserve">Copy and send to Sameer (via a secure channel — password manager share, or encrypted email):</w:t>
+      </w:r>
+    </w:p>
+    <w:p>
+      <w:pPr>
+        <w:pStyle w:val="Compact"/>
+        <w:numPr>
+          <w:ilvl w:val="1"/>
+          <w:numId w:val="1017"/>
+        </w:numPr>
+      </w:pPr>
+      <w:r>
+        <w:rPr>
+          <w:b/>
+          <w:bCs/>
+        </w:rPr>
+        <w:t xml:space="preserve">Account ID</w:t>
+      </w:r>
+      <w:r>
+        <w:t xml:space="preserve"> </w:t>
+      </w:r>
+      <w:r>
+        <w:t xml:space="preserve">(shown on the R2 overview page)</w:t>
+      </w:r>
+    </w:p>
+    <w:p>
+      <w:pPr>
+        <w:pStyle w:val="Compact"/>
+        <w:numPr>
+          <w:ilvl w:val="1"/>
+          <w:numId w:val="1017"/>
+        </w:numPr>
+      </w:pPr>
+      <w:r>
+        <w:rPr>
+          <w:b/>
+          <w:bCs/>
+        </w:rPr>
+        <w:t xml:space="preserve">Access Key ID</w:t>
+      </w:r>
+    </w:p>
+    <w:p>
+      <w:pPr>
+        <w:pStyle w:val="Compact"/>
+        <w:numPr>
+          <w:ilvl w:val="1"/>
+          <w:numId w:val="1017"/>
+        </w:numPr>
+      </w:pPr>
+      <w:r>
+        <w:rPr>
+          <w:b/>
+          <w:bCs/>
+        </w:rPr>
+        <w:t xml:space="preserve">Secret Access Key</w:t>
+      </w:r>
+    </w:p>
+    <w:p>
+      <w:pPr>
+        <w:pStyle w:val="Compact"/>
+        <w:numPr>
+          <w:ilvl w:val="1"/>
+          <w:numId w:val="1017"/>
+        </w:numPr>
+      </w:pPr>
+      <w:r>
+        <w:rPr>
+          <w:b/>
+          <w:bCs/>
+        </w:rPr>
+        <w:t xml:space="preserve">Bucket name:</w:t>
+      </w:r>
+      <w:r>
+        <w:t xml:space="preserve"> </w:t>
+      </w:r>
+      <w:r>
+        <w:rPr>
+          <w:rStyle w:val="VerbatimChar"/>
+        </w:rPr>
+        <w:t xml:space="preserve">anna-lou-wellness-backups</w:t>
+      </w:r>
+    </w:p>
+    <w:p>
+      <w:pPr>
+        <w:pStyle w:val="FirstParagraph"/>
+      </w:pPr>
+      <w:r>
+        <w:t xml:space="preserve">Once Sameer has those, he wires it to a daily cron on the VPS (~30 min of work on his side) that does:</w:t>
+      </w:r>
+      <w:r>
+        <w:t xml:space="preserve"> </w:t>
+      </w:r>
+      <w:r>
+        <w:rPr>
+          <w:rStyle w:val="VerbatimChar"/>
+        </w:rPr>
+        <w:t xml:space="preserve">pg_dump → gzip → upload to R2</w:t>
+      </w:r>
+      <w:r>
+        <w:t xml:space="preserve">. Retention: 7 rolling days. First successful backup confirmed within 24 hours of setup.</w:t>
+      </w:r>
+    </w:p>
+    <w:p>
+      <w:pPr>
+        <w:pStyle w:val="BodyText"/>
+      </w:pPr>
+      <w:r>
+        <w:rPr>
+          <w:b/>
+          <w:bCs/>
+        </w:rPr>
         <w:t xml:space="preserve">What a backup does and doesn’t cover:</w:t>
       </w:r>
     </w:p>
@@ -2925,7 +3312,7 @@
         <w:pStyle w:val="Compact"/>
         <w:numPr>
           <w:ilvl w:val="0"/>
-          <w:numId w:val="1016"/>
+          <w:numId w:val="1018"/>
         </w:numPr>
       </w:pPr>
       <w:r>
@@ -2937,11 +3324,59 @@
         <w:pStyle w:val="Compact"/>
         <w:numPr>
           <w:ilvl w:val="0"/>
-          <w:numId w:val="1016"/>
+          <w:numId w:val="1018"/>
         </w:numPr>
       </w:pPr>
       <w:r>
         <w:t xml:space="preserve">Doesn’t cover: production secrets (those live in Coolify’s own config, not the database) and third-party service data (Mailchimp subscribers, Stripe customers — those are backed up by Mailchimp and Stripe themselves).</w:t>
+      </w:r>
+    </w:p>
+    <w:p>
+      <w:pPr>
+        <w:pStyle w:val="FirstParagraph"/>
+      </w:pPr>
+      <w:r>
+        <w:rPr>
+          <w:b/>
+          <w:bCs/>
+        </w:rPr>
+        <w:t xml:space="preserve">Restoring from a backup</w:t>
+      </w:r>
+      <w:r>
+        <w:t xml:space="preserve"> </w:t>
+      </w:r>
+      <w:r>
+        <w:t xml:space="preserve">(if the worst happens): Sameer downloads the latest</w:t>
+      </w:r>
+      <w:r>
+        <w:t xml:space="preserve"> </w:t>
+      </w:r>
+      <w:r>
+        <w:rPr>
+          <w:rStyle w:val="VerbatimChar"/>
+        </w:rPr>
+        <w:t xml:space="preserve">.sql.gz</w:t>
+      </w:r>
+      <w:r>
+        <w:t xml:space="preserve"> </w:t>
+      </w:r>
+      <w:r>
+        <w:t xml:space="preserve">from your R2 bucket, pipes it into</w:t>
+      </w:r>
+      <w:r>
+        <w:t xml:space="preserve"> </w:t>
+      </w:r>
+      <w:r>
+        <w:rPr>
+          <w:rStyle w:val="VerbatimChar"/>
+        </w:rPr>
+        <w:t xml:space="preserve">pg_restore</w:t>
+      </w:r>
+      <w:r>
+        <w:t xml:space="preserve"> </w:t>
+      </w:r>
+      <w:r>
+        <w:t xml:space="preserve">against the Postgres container. ~5 minutes of downtime. You lose any content edits made between the last backup (daily, 03:00 UTC) and the restore point.</w:t>
       </w:r>
     </w:p>
     <w:bookmarkEnd w:id="31"/>
@@ -2995,7 +3430,7 @@
         <w:pStyle w:val="Compact"/>
         <w:numPr>
           <w:ilvl w:val="0"/>
-          <w:numId w:val="1017"/>
+          <w:numId w:val="1019"/>
         </w:numPr>
       </w:pPr>
       <w:r>
@@ -3007,7 +3442,7 @@
         <w:pStyle w:val="Compact"/>
         <w:numPr>
           <w:ilvl w:val="0"/>
-          <w:numId w:val="1017"/>
+          <w:numId w:val="1019"/>
         </w:numPr>
       </w:pPr>
       <w:r>
@@ -3019,7 +3454,7 @@
         <w:pStyle w:val="Compact"/>
         <w:numPr>
           <w:ilvl w:val="0"/>
-          <w:numId w:val="1017"/>
+          <w:numId w:val="1019"/>
         </w:numPr>
       </w:pPr>
       <w:r>
@@ -3031,7 +3466,7 @@
         <w:pStyle w:val="Compact"/>
         <w:numPr>
           <w:ilvl w:val="0"/>
-          <w:numId w:val="1017"/>
+          <w:numId w:val="1019"/>
         </w:numPr>
       </w:pPr>
       <w:r>
@@ -3468,9 +3903,42 @@
     <w:abstractNumId w:val="991"/>
   </w:num>
   <w:num w:numId="1016">
+    <w:abstractNumId w:val="99411"/>
+    <w:lvlOverride w:ilvl="0">
+      <w:startOverride w:val="1"/>
+    </w:lvlOverride>
+    <w:lvlOverride w:ilvl="1">
+      <w:startOverride w:val="1"/>
+    </w:lvlOverride>
+    <w:lvlOverride w:ilvl="2">
+      <w:startOverride w:val="1"/>
+    </w:lvlOverride>
+    <w:lvlOverride w:ilvl="3">
+      <w:startOverride w:val="1"/>
+    </w:lvlOverride>
+    <w:lvlOverride w:ilvl="4">
+      <w:startOverride w:val="1"/>
+    </w:lvlOverride>
+    <w:lvlOverride w:ilvl="5">
+      <w:startOverride w:val="1"/>
+    </w:lvlOverride>
+    <w:lvlOverride w:ilvl="6">
+      <w:startOverride w:val="1"/>
+    </w:lvlOverride>
+    <w:lvlOverride w:ilvl="7">
+      <w:startOverride w:val="1"/>
+    </w:lvlOverride>
+    <w:lvlOverride w:ilvl="8">
+      <w:startOverride w:val="1"/>
+    </w:lvlOverride>
+  </w:num>
+  <w:num w:numId="1017">
     <w:abstractNumId w:val="991"/>
   </w:num>
-  <w:num w:numId="1017">
+  <w:num w:numId="1018">
+    <w:abstractNumId w:val="991"/>
+  </w:num>
+  <w:num w:numId="1019">
     <w:abstractNumId w:val="991"/>
   </w:num>
 </w:numbering>
